--- a/Legal_AI_Assistant_Report_Final.docx
+++ b/Legal_AI_Assistant_Report_Final.docx
@@ -3742,10 +3742,27 @@
       </w:r>
     </w:p>
     <w:p>
-      <w:r>
-        <w:br w:type="page"/>
-      </w:r>
+      <w:pPr>
+        <w:rPr>
+          <w:rtl/>
+        </w:rPr>
+      </w:pPr>
     </w:p>
+    <w:p>
+      <w:pPr>
+        <w:rPr>
+          <w:rtl/>
+        </w:rPr>
+      </w:pPr>
+    </w:p>
+    <w:p>
+      <w:pPr>
+        <w:rPr>
+          <w:rtl/>
+        </w:rPr>
+      </w:pPr>
+    </w:p>
+    <w:p/>
     <w:p>
       <w:pPr>
         <w:keepNext/>
@@ -4213,7 +4230,597 @@
     </w:p>
     <w:p>
       <w:r>
-        <w:t>To ensure compliance with local bar association guidelines and protect against liability, all generated reports and conversational answers are appended with a mandatory warning block. The system prompt strictly rejects any instructions to act as a licensed counsel or formulate official legal advice, keeping the AI within its safe boundary as a research assistant.</w:t>
+        <w:t xml:space="preserve">To ensure compliance with local bar association guidelines and protect against liability, all generated reports and conversational answers are appended with a mandatory warning block. The </w:t>
+      </w:r>
+      <w:proofErr w:type="gramStart"/>
+      <w:r>
+        <w:t>system prompt</w:t>
+      </w:r>
+      <w:proofErr w:type="gramEnd"/>
+      <w:r>
+        <w:t xml:space="preserve"> strictly rejects any instructions to act as a licensed counsel or formulate official legal advice, keeping the AI within its safe boundary as a research assistant.</w:t>
+      </w:r>
+    </w:p>
+    <w:p>
+      <w:pPr>
+        <w:rPr>
+          <w:b/>
+          <w:bCs/>
+          <w:lang w:val="en-001"/>
+        </w:rPr>
+      </w:pPr>
+      <w:r>
+        <w:rPr>
+          <w:b/>
+          <w:bCs/>
+          <w:lang w:val="en-001"/>
+        </w:rPr>
+        <w:t>9. Appendix: System Interface Showcase</w:t>
+      </w:r>
+    </w:p>
+    <w:p>
+      <w:pPr>
+        <w:rPr>
+          <w:noProof/>
+          <w:lang w:val="en-001"/>
+        </w:rPr>
+      </w:pPr>
+      <w:r>
+        <w:rPr>
+          <w:lang w:val="en-001"/>
+        </w:rPr>
+        <w:t>This appendix serves as a centralized portfolio gallery showing the interactive web-based interface of the </w:t>
+      </w:r>
+      <w:r>
+        <w:rPr>
+          <w:b/>
+          <w:bCs/>
+          <w:lang w:val="en-001"/>
+        </w:rPr>
+        <w:t>Agentic RAG Legal AI Assistant</w:t>
+      </w:r>
+      <w:r>
+        <w:rPr>
+          <w:lang w:val="en-001"/>
+        </w:rPr>
+        <w:t xml:space="preserve">. Graders and reviewers can utilize this showcase to inspect the visual ergonomics, data density, and real-time observability features built into the </w:t>
+      </w:r>
+      <w:proofErr w:type="spellStart"/>
+      <w:r>
+        <w:rPr>
+          <w:lang w:val="en-001"/>
+        </w:rPr>
+        <w:t>Streamlit</w:t>
+      </w:r>
+      <w:proofErr w:type="spellEnd"/>
+      <w:r>
+        <w:rPr>
+          <w:lang w:val="en-001"/>
+        </w:rPr>
+        <w:t xml:space="preserve"> dashboard.</w:t>
+      </w:r>
+    </w:p>
+    <w:p>
+      <w:pPr>
+        <w:rPr>
+          <w:noProof/>
+          <w:rtl/>
+          <w:lang w:val="en-001"/>
+        </w:rPr>
+      </w:pPr>
+      <w:r>
+        <w:rPr>
+          <w:noProof/>
+          <w:lang w:val="en-001"/>
+        </w:rPr>
+        <w:drawing>
+          <wp:inline distT="0" distB="0" distL="0" distR="0" wp14:anchorId="5BA4ADB1" wp14:editId="292F3B72">
+            <wp:extent cx="4914900" cy="2363262"/>
+            <wp:effectExtent l="0" t="0" r="0" b="0"/>
+            <wp:docPr id="589213278" name="Picture 10"/>
+            <wp:cNvGraphicFramePr>
+              <a:graphicFrameLocks xmlns:a="http://schemas.openxmlformats.org/drawingml/2006/main" noChangeAspect="1"/>
+            </wp:cNvGraphicFramePr>
+            <a:graphic xmlns:a="http://schemas.openxmlformats.org/drawingml/2006/main">
+              <a:graphicData uri="http://schemas.openxmlformats.org/drawingml/2006/picture">
+                <pic:pic xmlns:pic="http://schemas.openxmlformats.org/drawingml/2006/picture">
+                  <pic:nvPicPr>
+                    <pic:cNvPr id="0" name="Picture 10"/>
+                    <pic:cNvPicPr>
+                      <a:picLocks noChangeAspect="1" noChangeArrowheads="1"/>
+                    </pic:cNvPicPr>
+                  </pic:nvPicPr>
+                  <pic:blipFill>
+                    <a:blip r:embed="rId6">
+                      <a:extLst>
+                        <a:ext uri="{28A0092B-C50C-407E-A947-70E740481C1C}">
+                          <a14:useLocalDpi xmlns:a14="http://schemas.microsoft.com/office/drawing/2010/main" val="0"/>
+                        </a:ext>
+                      </a:extLst>
+                    </a:blip>
+                    <a:srcRect/>
+                    <a:stretch>
+                      <a:fillRect/>
+                    </a:stretch>
+                  </pic:blipFill>
+                  <pic:spPr bwMode="auto">
+                    <a:xfrm>
+                      <a:off x="0" y="0"/>
+                      <a:ext cx="4936346" cy="2373574"/>
+                    </a:xfrm>
+                    <a:prstGeom prst="rect">
+                      <a:avLst/>
+                    </a:prstGeom>
+                    <a:noFill/>
+                    <a:ln>
+                      <a:noFill/>
+                    </a:ln>
+                  </pic:spPr>
+                </pic:pic>
+              </a:graphicData>
+            </a:graphic>
+          </wp:inline>
+        </w:drawing>
+      </w:r>
+    </w:p>
+    <w:p>
+      <w:pPr>
+        <w:rPr>
+          <w:noProof/>
+          <w:rtl/>
+          <w:lang w:val="en-001"/>
+        </w:rPr>
+      </w:pPr>
+      <w:r>
+        <w:rPr>
+          <w:noProof/>
+          <w:lang w:val="en-001"/>
+        </w:rPr>
+        <w:drawing>
+          <wp:inline distT="0" distB="0" distL="0" distR="0" wp14:anchorId="7C51DB24" wp14:editId="42FA45AC">
+            <wp:extent cx="4953000" cy="2296793"/>
+            <wp:effectExtent l="0" t="0" r="0" b="8890"/>
+            <wp:docPr id="607318444" name="Picture 6"/>
+            <wp:cNvGraphicFramePr>
+              <a:graphicFrameLocks xmlns:a="http://schemas.openxmlformats.org/drawingml/2006/main" noChangeAspect="1"/>
+            </wp:cNvGraphicFramePr>
+            <a:graphic xmlns:a="http://schemas.openxmlformats.org/drawingml/2006/main">
+              <a:graphicData uri="http://schemas.openxmlformats.org/drawingml/2006/picture">
+                <pic:pic xmlns:pic="http://schemas.openxmlformats.org/drawingml/2006/picture">
+                  <pic:nvPicPr>
+                    <pic:cNvPr id="0" name="Picture 6"/>
+                    <pic:cNvPicPr>
+                      <a:picLocks noChangeAspect="1" noChangeArrowheads="1"/>
+                    </pic:cNvPicPr>
+                  </pic:nvPicPr>
+                  <pic:blipFill>
+                    <a:blip r:embed="rId7">
+                      <a:extLst>
+                        <a:ext uri="{28A0092B-C50C-407E-A947-70E740481C1C}">
+                          <a14:useLocalDpi xmlns:a14="http://schemas.microsoft.com/office/drawing/2010/main" val="0"/>
+                        </a:ext>
+                      </a:extLst>
+                    </a:blip>
+                    <a:srcRect/>
+                    <a:stretch>
+                      <a:fillRect/>
+                    </a:stretch>
+                  </pic:blipFill>
+                  <pic:spPr bwMode="auto">
+                    <a:xfrm>
+                      <a:off x="0" y="0"/>
+                      <a:ext cx="4959258" cy="2299695"/>
+                    </a:xfrm>
+                    <a:prstGeom prst="rect">
+                      <a:avLst/>
+                    </a:prstGeom>
+                    <a:noFill/>
+                    <a:ln>
+                      <a:noFill/>
+                    </a:ln>
+                  </pic:spPr>
+                </pic:pic>
+              </a:graphicData>
+            </a:graphic>
+          </wp:inline>
+        </w:drawing>
+      </w:r>
+    </w:p>
+    <w:p>
+      <w:pPr>
+        <w:rPr>
+          <w:rtl/>
+          <w:lang w:val="en-001"/>
+        </w:rPr>
+      </w:pPr>
+      <w:r>
+        <w:rPr>
+          <w:noProof/>
+          <w:lang w:val="en-001"/>
+        </w:rPr>
+        <w:lastRenderedPageBreak/>
+        <w:drawing>
+          <wp:inline distT="0" distB="0" distL="0" distR="0" wp14:anchorId="232EAB6F" wp14:editId="31112217">
+            <wp:extent cx="5486400" cy="2777490"/>
+            <wp:effectExtent l="0" t="0" r="0" b="3810"/>
+            <wp:docPr id="1166298207" name="Picture 7"/>
+            <wp:cNvGraphicFramePr>
+              <a:graphicFrameLocks xmlns:a="http://schemas.openxmlformats.org/drawingml/2006/main" noChangeAspect="1"/>
+            </wp:cNvGraphicFramePr>
+            <a:graphic xmlns:a="http://schemas.openxmlformats.org/drawingml/2006/main">
+              <a:graphicData uri="http://schemas.openxmlformats.org/drawingml/2006/picture">
+                <pic:pic xmlns:pic="http://schemas.openxmlformats.org/drawingml/2006/picture">
+                  <pic:nvPicPr>
+                    <pic:cNvPr id="0" name="Picture 7"/>
+                    <pic:cNvPicPr>
+                      <a:picLocks noChangeAspect="1" noChangeArrowheads="1"/>
+                    </pic:cNvPicPr>
+                  </pic:nvPicPr>
+                  <pic:blipFill>
+                    <a:blip r:embed="rId8">
+                      <a:extLst>
+                        <a:ext uri="{28A0092B-C50C-407E-A947-70E740481C1C}">
+                          <a14:useLocalDpi xmlns:a14="http://schemas.microsoft.com/office/drawing/2010/main" val="0"/>
+                        </a:ext>
+                      </a:extLst>
+                    </a:blip>
+                    <a:srcRect/>
+                    <a:stretch>
+                      <a:fillRect/>
+                    </a:stretch>
+                  </pic:blipFill>
+                  <pic:spPr bwMode="auto">
+                    <a:xfrm>
+                      <a:off x="0" y="0"/>
+                      <a:ext cx="5486400" cy="2777490"/>
+                    </a:xfrm>
+                    <a:prstGeom prst="rect">
+                      <a:avLst/>
+                    </a:prstGeom>
+                    <a:noFill/>
+                    <a:ln>
+                      <a:noFill/>
+                    </a:ln>
+                  </pic:spPr>
+                </pic:pic>
+              </a:graphicData>
+            </a:graphic>
+          </wp:inline>
+        </w:drawing>
+      </w:r>
+    </w:p>
+    <w:p>
+      <w:pPr>
+        <w:rPr>
+          <w:rtl/>
+          <w:lang w:val="en-001"/>
+        </w:rPr>
+      </w:pPr>
+    </w:p>
+    <w:p>
+      <w:pPr>
+        <w:rPr>
+          <w:lang w:val="en-001"/>
+        </w:rPr>
+      </w:pPr>
+      <w:r>
+        <w:rPr>
+          <w:noProof/>
+          <w:lang w:val="en-001"/>
+        </w:rPr>
+        <w:drawing>
+          <wp:inline distT="0" distB="0" distL="0" distR="0" wp14:anchorId="7769D71F" wp14:editId="258D01E3">
+            <wp:extent cx="6033413" cy="2769079"/>
+            <wp:effectExtent l="0" t="0" r="5715" b="0"/>
+            <wp:docPr id="914016078" name="Picture 1"/>
+            <wp:cNvGraphicFramePr>
+              <a:graphicFrameLocks xmlns:a="http://schemas.openxmlformats.org/drawingml/2006/main" noChangeAspect="1"/>
+            </wp:cNvGraphicFramePr>
+            <a:graphic xmlns:a="http://schemas.openxmlformats.org/drawingml/2006/main">
+              <a:graphicData uri="http://schemas.openxmlformats.org/drawingml/2006/picture">
+                <pic:pic xmlns:pic="http://schemas.openxmlformats.org/drawingml/2006/picture">
+                  <pic:nvPicPr>
+                    <pic:cNvPr id="0" name="Picture 1"/>
+                    <pic:cNvPicPr>
+                      <a:picLocks noChangeAspect="1" noChangeArrowheads="1"/>
+                    </pic:cNvPicPr>
+                  </pic:nvPicPr>
+                  <pic:blipFill>
+                    <a:blip r:embed="rId9">
+                      <a:extLst>
+                        <a:ext uri="{28A0092B-C50C-407E-A947-70E740481C1C}">
+                          <a14:useLocalDpi xmlns:a14="http://schemas.microsoft.com/office/drawing/2010/main" val="0"/>
+                        </a:ext>
+                      </a:extLst>
+                    </a:blip>
+                    <a:srcRect/>
+                    <a:stretch>
+                      <a:fillRect/>
+                    </a:stretch>
+                  </pic:blipFill>
+                  <pic:spPr bwMode="auto">
+                    <a:xfrm>
+                      <a:off x="0" y="0"/>
+                      <a:ext cx="6053359" cy="2778234"/>
+                    </a:xfrm>
+                    <a:prstGeom prst="rect">
+                      <a:avLst/>
+                    </a:prstGeom>
+                    <a:noFill/>
+                    <a:ln>
+                      <a:noFill/>
+                    </a:ln>
+                  </pic:spPr>
+                </pic:pic>
+              </a:graphicData>
+            </a:graphic>
+          </wp:inline>
+        </w:drawing>
+      </w:r>
+    </w:p>
+    <w:p>
+      <w:pPr>
+        <w:rPr>
+          <w:rtl/>
+          <w:lang w:val="en-001"/>
+        </w:rPr>
+      </w:pPr>
+      <w:r>
+        <w:rPr>
+          <w:noProof/>
+          <w:lang w:val="en-001"/>
+        </w:rPr>
+        <w:lastRenderedPageBreak/>
+        <w:drawing>
+          <wp:inline distT="0" distB="0" distL="0" distR="0" wp14:anchorId="62664E2A" wp14:editId="7772E283">
+            <wp:extent cx="5832410" cy="3200400"/>
+            <wp:effectExtent l="0" t="0" r="0" b="0"/>
+            <wp:docPr id="775738538" name="Picture 5"/>
+            <wp:cNvGraphicFramePr>
+              <a:graphicFrameLocks xmlns:a="http://schemas.openxmlformats.org/drawingml/2006/main" noChangeAspect="1"/>
+            </wp:cNvGraphicFramePr>
+            <a:graphic xmlns:a="http://schemas.openxmlformats.org/drawingml/2006/main">
+              <a:graphicData uri="http://schemas.openxmlformats.org/drawingml/2006/picture">
+                <pic:pic xmlns:pic="http://schemas.openxmlformats.org/drawingml/2006/picture">
+                  <pic:nvPicPr>
+                    <pic:cNvPr id="0" name="Picture 5"/>
+                    <pic:cNvPicPr>
+                      <a:picLocks noChangeAspect="1" noChangeArrowheads="1"/>
+                    </pic:cNvPicPr>
+                  </pic:nvPicPr>
+                  <pic:blipFill>
+                    <a:blip r:embed="rId10">
+                      <a:extLst>
+                        <a:ext uri="{28A0092B-C50C-407E-A947-70E740481C1C}">
+                          <a14:useLocalDpi xmlns:a14="http://schemas.microsoft.com/office/drawing/2010/main" val="0"/>
+                        </a:ext>
+                      </a:extLst>
+                    </a:blip>
+                    <a:srcRect/>
+                    <a:stretch>
+                      <a:fillRect/>
+                    </a:stretch>
+                  </pic:blipFill>
+                  <pic:spPr bwMode="auto">
+                    <a:xfrm>
+                      <a:off x="0" y="0"/>
+                      <a:ext cx="5836752" cy="3202783"/>
+                    </a:xfrm>
+                    <a:prstGeom prst="rect">
+                      <a:avLst/>
+                    </a:prstGeom>
+                    <a:noFill/>
+                    <a:ln>
+                      <a:noFill/>
+                    </a:ln>
+                  </pic:spPr>
+                </pic:pic>
+              </a:graphicData>
+            </a:graphic>
+          </wp:inline>
+        </w:drawing>
+      </w:r>
+    </w:p>
+    <w:p>
+      <w:pPr>
+        <w:rPr>
+          <w:rtl/>
+          <w:lang w:val="en-001"/>
+        </w:rPr>
+      </w:pPr>
+    </w:p>
+    <w:p>
+      <w:pPr>
+        <w:rPr>
+          <w:rtl/>
+          <w:lang w:val="en-001"/>
+        </w:rPr>
+      </w:pPr>
+      <w:r>
+        <w:rPr>
+          <w:noProof/>
+          <w:lang w:val="en-001"/>
+        </w:rPr>
+        <w:drawing>
+          <wp:inline distT="0" distB="0" distL="0" distR="0" wp14:anchorId="22DDCAB3" wp14:editId="7478E62C">
+            <wp:extent cx="5742030" cy="3390900"/>
+            <wp:effectExtent l="0" t="0" r="0" b="0"/>
+            <wp:docPr id="251800038" name="Picture 4"/>
+            <wp:cNvGraphicFramePr>
+              <a:graphicFrameLocks xmlns:a="http://schemas.openxmlformats.org/drawingml/2006/main" noChangeAspect="1"/>
+            </wp:cNvGraphicFramePr>
+            <a:graphic xmlns:a="http://schemas.openxmlformats.org/drawingml/2006/main">
+              <a:graphicData uri="http://schemas.openxmlformats.org/drawingml/2006/picture">
+                <pic:pic xmlns:pic="http://schemas.openxmlformats.org/drawingml/2006/picture">
+                  <pic:nvPicPr>
+                    <pic:cNvPr id="0" name="Picture 4"/>
+                    <pic:cNvPicPr>
+                      <a:picLocks noChangeAspect="1" noChangeArrowheads="1"/>
+                    </pic:cNvPicPr>
+                  </pic:nvPicPr>
+                  <pic:blipFill>
+                    <a:blip r:embed="rId11">
+                      <a:extLst>
+                        <a:ext uri="{28A0092B-C50C-407E-A947-70E740481C1C}">
+                          <a14:useLocalDpi xmlns:a14="http://schemas.microsoft.com/office/drawing/2010/main" val="0"/>
+                        </a:ext>
+                      </a:extLst>
+                    </a:blip>
+                    <a:srcRect/>
+                    <a:stretch>
+                      <a:fillRect/>
+                    </a:stretch>
+                  </pic:blipFill>
+                  <pic:spPr bwMode="auto">
+                    <a:xfrm>
+                      <a:off x="0" y="0"/>
+                      <a:ext cx="5749405" cy="3395256"/>
+                    </a:xfrm>
+                    <a:prstGeom prst="rect">
+                      <a:avLst/>
+                    </a:prstGeom>
+                    <a:noFill/>
+                    <a:ln>
+                      <a:noFill/>
+                    </a:ln>
+                  </pic:spPr>
+                </pic:pic>
+              </a:graphicData>
+            </a:graphic>
+          </wp:inline>
+        </w:drawing>
+      </w:r>
+    </w:p>
+    <w:p>
+      <w:pPr>
+        <w:rPr>
+          <w:rtl/>
+          <w:lang w:val="en-001"/>
+        </w:rPr>
+      </w:pPr>
+      <w:r>
+        <w:rPr>
+          <w:noProof/>
+          <w:lang w:val="en-001"/>
+        </w:rPr>
+        <w:lastRenderedPageBreak/>
+        <w:drawing>
+          <wp:inline distT="0" distB="0" distL="0" distR="0" wp14:anchorId="1E686CAF" wp14:editId="271E4945">
+            <wp:extent cx="5477510" cy="2803525"/>
+            <wp:effectExtent l="0" t="0" r="8890" b="0"/>
+            <wp:docPr id="721521926" name="Picture 2"/>
+            <wp:cNvGraphicFramePr>
+              <a:graphicFrameLocks xmlns:a="http://schemas.openxmlformats.org/drawingml/2006/main" noChangeAspect="1"/>
+            </wp:cNvGraphicFramePr>
+            <a:graphic xmlns:a="http://schemas.openxmlformats.org/drawingml/2006/main">
+              <a:graphicData uri="http://schemas.openxmlformats.org/drawingml/2006/picture">
+                <pic:pic xmlns:pic="http://schemas.openxmlformats.org/drawingml/2006/picture">
+                  <pic:nvPicPr>
+                    <pic:cNvPr id="0" name="Picture 2"/>
+                    <pic:cNvPicPr>
+                      <a:picLocks noChangeAspect="1" noChangeArrowheads="1"/>
+                    </pic:cNvPicPr>
+                  </pic:nvPicPr>
+                  <pic:blipFill>
+                    <a:blip r:embed="rId12">
+                      <a:extLst>
+                        <a:ext uri="{28A0092B-C50C-407E-A947-70E740481C1C}">
+                          <a14:useLocalDpi xmlns:a14="http://schemas.microsoft.com/office/drawing/2010/main" val="0"/>
+                        </a:ext>
+                      </a:extLst>
+                    </a:blip>
+                    <a:srcRect/>
+                    <a:stretch>
+                      <a:fillRect/>
+                    </a:stretch>
+                  </pic:blipFill>
+                  <pic:spPr bwMode="auto">
+                    <a:xfrm>
+                      <a:off x="0" y="0"/>
+                      <a:ext cx="5477510" cy="2803525"/>
+                    </a:xfrm>
+                    <a:prstGeom prst="rect">
+                      <a:avLst/>
+                    </a:prstGeom>
+                    <a:noFill/>
+                    <a:ln>
+                      <a:noFill/>
+                    </a:ln>
+                  </pic:spPr>
+                </pic:pic>
+              </a:graphicData>
+            </a:graphic>
+          </wp:inline>
+        </w:drawing>
+      </w:r>
+    </w:p>
+    <w:p>
+      <w:pPr>
+        <w:rPr>
+          <w:rtl/>
+          <w:lang w:val="en-001"/>
+        </w:rPr>
+      </w:pPr>
+    </w:p>
+    <w:p>
+      <w:pPr>
+        <w:rPr>
+          <w:lang w:val="en-001"/>
+        </w:rPr>
+      </w:pPr>
+      <w:r>
+        <w:rPr>
+          <w:noProof/>
+          <w:lang w:val="en-001"/>
+        </w:rPr>
+        <w:drawing>
+          <wp:inline distT="0" distB="0" distL="0" distR="0" wp14:anchorId="77CD501C" wp14:editId="6D6870C5">
+            <wp:extent cx="5467350" cy="2628900"/>
+            <wp:effectExtent l="0" t="0" r="0" b="0"/>
+            <wp:docPr id="396402779" name="Picture 9"/>
+            <wp:cNvGraphicFramePr>
+              <a:graphicFrameLocks xmlns:a="http://schemas.openxmlformats.org/drawingml/2006/main" noChangeAspect="1"/>
+            </wp:cNvGraphicFramePr>
+            <a:graphic xmlns:a="http://schemas.openxmlformats.org/drawingml/2006/main">
+              <a:graphicData uri="http://schemas.openxmlformats.org/drawingml/2006/picture">
+                <pic:pic xmlns:pic="http://schemas.openxmlformats.org/drawingml/2006/picture">
+                  <pic:nvPicPr>
+                    <pic:cNvPr id="0" name="Picture 9"/>
+                    <pic:cNvPicPr>
+                      <a:picLocks noChangeAspect="1" noChangeArrowheads="1"/>
+                    </pic:cNvPicPr>
+                  </pic:nvPicPr>
+                  <pic:blipFill>
+                    <a:blip r:embed="rId6">
+                      <a:extLst>
+                        <a:ext uri="{28A0092B-C50C-407E-A947-70E740481C1C}">
+                          <a14:useLocalDpi xmlns:a14="http://schemas.microsoft.com/office/drawing/2010/main" val="0"/>
+                        </a:ext>
+                      </a:extLst>
+                    </a:blip>
+                    <a:srcRect/>
+                    <a:stretch>
+                      <a:fillRect/>
+                    </a:stretch>
+                  </pic:blipFill>
+                  <pic:spPr bwMode="auto">
+                    <a:xfrm>
+                      <a:off x="0" y="0"/>
+                      <a:ext cx="5467350" cy="2628900"/>
+                    </a:xfrm>
+                    <a:prstGeom prst="rect">
+                      <a:avLst/>
+                    </a:prstGeom>
+                    <a:noFill/>
+                    <a:ln>
+                      <a:noFill/>
+                    </a:ln>
+                  </pic:spPr>
+                </pic:pic>
+              </a:graphicData>
+            </a:graphic>
+          </wp:inline>
+        </w:drawing>
       </w:r>
     </w:p>
     <w:sectPr>
@@ -5046,7 +5653,6 @@
   <w:style w:type="character" w:default="1" w:styleId="DefaultParagraphFont">
     <w:name w:val="Default Paragraph Font"/>
     <w:uiPriority w:val="1"/>
-    <w:semiHidden/>
     <w:unhideWhenUsed/>
   </w:style>
   <w:style w:type="table" w:default="1" w:styleId="TableNormal">
